--- a/paper/ghost_in_the_machine.docx
+++ b/paper/ghost_in_the_machine.docx
@@ -1702,6 +1702,262 @@
     </w:p>
     <w:p>
       <w:pPr>
+        <w:spacing w:after="40"/>
+      </w:pPr>
+    </w:p>
+    <w:p>
+      <w:pPr>
+        <w:spacing w:after="80" w:before="80"/>
+        <w:jc w:val="center"/>
+      </w:pPr>
+      <w:r>
+        <w:drawing>
+          <wp:inline xmlns:a="http://schemas.openxmlformats.org/drawingml/2006/main" xmlns:pic="http://schemas.openxmlformats.org/drawingml/2006/picture">
+            <wp:extent cx="5040000" cy="1963379"/>
+            <wp:docPr id="1" name="Picture 1"/>
+            <wp:cNvGraphicFramePr>
+              <a:graphicFrameLocks noChangeAspect="1"/>
+            </wp:cNvGraphicFramePr>
+            <a:graphic>
+              <a:graphicData uri="http://schemas.openxmlformats.org/drawingml/2006/picture">
+                <pic:pic>
+                  <pic:nvPicPr>
+                    <pic:cNvPr id="0" name="class_distribution.png"/>
+                    <pic:cNvPicPr/>
+                  </pic:nvPicPr>
+                  <pic:blipFill>
+                    <a:blip r:embed="rId10"/>
+                    <a:stretch>
+                      <a:fillRect/>
+                    </a:stretch>
+                  </pic:blipFill>
+                  <pic:spPr>
+                    <a:xfrm>
+                      <a:off x="0" y="0"/>
+                      <a:ext cx="5040000" cy="1963379"/>
+                    </a:xfrm>
+                    <a:prstGeom prst="rect"/>
+                  </pic:spPr>
+                </pic:pic>
+              </a:graphicData>
+            </a:graphic>
+          </wp:inline>
+        </w:drawing>
+      </w:r>
+    </w:p>
+    <w:p>
+      <w:pPr>
+        <w:spacing w:after="120" w:before="40"/>
+        <w:jc w:val="center"/>
+      </w:pPr>
+      <w:r>
+        <w:rPr>
+          <w:rFonts w:ascii="Times New Roman" w:hAnsi="Times New Roman"/>
+          <w:i/>
+          <w:sz w:val="22"/>
+        </w:rPr>
+        <w:t>Figure 1: Distribution of benign vs malicious samples across the combined dataset.</w:t>
+      </w:r>
+    </w:p>
+    <w:p>
+      <w:pPr>
+        <w:spacing w:after="40"/>
+      </w:pPr>
+    </w:p>
+    <w:p>
+      <w:pPr>
+        <w:spacing w:after="40"/>
+      </w:pPr>
+    </w:p>
+    <w:p>
+      <w:pPr>
+        <w:spacing w:after="80" w:before="80"/>
+        <w:jc w:val="center"/>
+      </w:pPr>
+      <w:r>
+        <w:drawing>
+          <wp:inline xmlns:a="http://schemas.openxmlformats.org/drawingml/2006/main" xmlns:pic="http://schemas.openxmlformats.org/drawingml/2006/picture">
+            <wp:extent cx="5040000" cy="2486831"/>
+            <wp:docPr id="2" name="Picture 2"/>
+            <wp:cNvGraphicFramePr>
+              <a:graphicFrameLocks noChangeAspect="1"/>
+            </wp:cNvGraphicFramePr>
+            <a:graphic>
+              <a:graphicData uri="http://schemas.openxmlformats.org/drawingml/2006/picture">
+                <pic:pic>
+                  <pic:nvPicPr>
+                    <pic:cNvPr id="0" name="attack_category_distribution.png"/>
+                    <pic:cNvPicPr/>
+                  </pic:nvPicPr>
+                  <pic:blipFill>
+                    <a:blip r:embed="rId11"/>
+                    <a:stretch>
+                      <a:fillRect/>
+                    </a:stretch>
+                  </pic:blipFill>
+                  <pic:spPr>
+                    <a:xfrm>
+                      <a:off x="0" y="0"/>
+                      <a:ext cx="5040000" cy="2486831"/>
+                    </a:xfrm>
+                    <a:prstGeom prst="rect"/>
+                  </pic:spPr>
+                </pic:pic>
+              </a:graphicData>
+            </a:graphic>
+          </wp:inline>
+        </w:drawing>
+      </w:r>
+    </w:p>
+    <w:p>
+      <w:pPr>
+        <w:spacing w:after="120" w:before="40"/>
+        <w:jc w:val="center"/>
+      </w:pPr>
+      <w:r>
+        <w:rPr>
+          <w:rFonts w:ascii="Times New Roman" w:hAnsi="Times New Roman"/>
+          <w:i/>
+          <w:sz w:val="22"/>
+        </w:rPr>
+        <w:t>Figure 2: Distribution of samples across 21+ attack categories.</w:t>
+      </w:r>
+    </w:p>
+    <w:p>
+      <w:pPr>
+        <w:spacing w:after="40"/>
+      </w:pPr>
+    </w:p>
+    <w:p>
+      <w:pPr>
+        <w:spacing w:after="40"/>
+      </w:pPr>
+    </w:p>
+    <w:p>
+      <w:pPr>
+        <w:spacing w:after="80" w:before="80"/>
+        <w:jc w:val="center"/>
+      </w:pPr>
+      <w:r>
+        <w:drawing>
+          <wp:inline xmlns:a="http://schemas.openxmlformats.org/drawingml/2006/main" xmlns:pic="http://schemas.openxmlformats.org/drawingml/2006/picture">
+            <wp:extent cx="5040000" cy="4230932"/>
+            <wp:docPr id="3" name="Picture 3"/>
+            <wp:cNvGraphicFramePr>
+              <a:graphicFrameLocks noChangeAspect="1"/>
+            </wp:cNvGraphicFramePr>
+            <a:graphic>
+              <a:graphicData uri="http://schemas.openxmlformats.org/drawingml/2006/picture">
+                <pic:pic>
+                  <pic:nvPicPr>
+                    <pic:cNvPr id="0" name="source_distribution.png"/>
+                    <pic:cNvPicPr/>
+                  </pic:nvPicPr>
+                  <pic:blipFill>
+                    <a:blip r:embed="rId12"/>
+                    <a:stretch>
+                      <a:fillRect/>
+                    </a:stretch>
+                  </pic:blipFill>
+                  <pic:spPr>
+                    <a:xfrm>
+                      <a:off x="0" y="0"/>
+                      <a:ext cx="5040000" cy="4230932"/>
+                    </a:xfrm>
+                    <a:prstGeom prst="rect"/>
+                  </pic:spPr>
+                </pic:pic>
+              </a:graphicData>
+            </a:graphic>
+          </wp:inline>
+        </w:drawing>
+      </w:r>
+    </w:p>
+    <w:p>
+      <w:pPr>
+        <w:spacing w:after="120" w:before="40"/>
+        <w:jc w:val="center"/>
+      </w:pPr>
+      <w:r>
+        <w:rPr>
+          <w:rFonts w:ascii="Times New Roman" w:hAnsi="Times New Roman"/>
+          <w:i/>
+          <w:sz w:val="22"/>
+        </w:rPr>
+        <w:t>Figure 3: Sample distribution across the four dataset sources.</w:t>
+      </w:r>
+    </w:p>
+    <w:p>
+      <w:pPr>
+        <w:spacing w:after="40"/>
+      </w:pPr>
+    </w:p>
+    <w:p>
+      <w:pPr>
+        <w:spacing w:after="40"/>
+      </w:pPr>
+    </w:p>
+    <w:p>
+      <w:pPr>
+        <w:spacing w:after="80" w:before="80"/>
+        <w:jc w:val="center"/>
+      </w:pPr>
+      <w:r>
+        <w:drawing>
+          <wp:inline xmlns:a="http://schemas.openxmlformats.org/drawingml/2006/main" xmlns:pic="http://schemas.openxmlformats.org/drawingml/2006/picture">
+            <wp:extent cx="5040000" cy="1966760"/>
+            <wp:docPr id="4" name="Picture 4"/>
+            <wp:cNvGraphicFramePr>
+              <a:graphicFrameLocks noChangeAspect="1"/>
+            </wp:cNvGraphicFramePr>
+            <a:graphic>
+              <a:graphicData uri="http://schemas.openxmlformats.org/drawingml/2006/picture">
+                <pic:pic>
+                  <pic:nvPicPr>
+                    <pic:cNvPr id="0" name="text_length_distribution.png"/>
+                    <pic:cNvPicPr/>
+                  </pic:nvPicPr>
+                  <pic:blipFill>
+                    <a:blip r:embed="rId13"/>
+                    <a:stretch>
+                      <a:fillRect/>
+                    </a:stretch>
+                  </pic:blipFill>
+                  <pic:spPr>
+                    <a:xfrm>
+                      <a:off x="0" y="0"/>
+                      <a:ext cx="5040000" cy="1966760"/>
+                    </a:xfrm>
+                    <a:prstGeom prst="rect"/>
+                  </pic:spPr>
+                </pic:pic>
+              </a:graphicData>
+            </a:graphic>
+          </wp:inline>
+        </w:drawing>
+      </w:r>
+    </w:p>
+    <w:p>
+      <w:pPr>
+        <w:spacing w:after="120" w:before="40"/>
+        <w:jc w:val="center"/>
+      </w:pPr>
+      <w:r>
+        <w:rPr>
+          <w:rFonts w:ascii="Times New Roman" w:hAnsi="Times New Roman"/>
+          <w:i/>
+          <w:sz w:val="22"/>
+        </w:rPr>
+        <w:t>Figure 4: Text length distribution for malicious vs benign samples.</w:t>
+      </w:r>
+    </w:p>
+    <w:p>
+      <w:pPr>
+        <w:spacing w:after="40"/>
+      </w:pPr>
+    </w:p>
+    <w:p>
+      <w:pPr>
         <w:spacing w:line="360" w:lineRule="auto" w:after="120"/>
       </w:pPr>
       <w:r>
@@ -4409,6 +4665,198 @@
     </w:p>
     <w:p>
       <w:pPr>
+        <w:spacing w:after="40"/>
+      </w:pPr>
+    </w:p>
+    <w:p>
+      <w:pPr>
+        <w:spacing w:after="80" w:before="80"/>
+        <w:jc w:val="center"/>
+      </w:pPr>
+      <w:r>
+        <w:drawing>
+          <wp:inline xmlns:a="http://schemas.openxmlformats.org/drawingml/2006/main" xmlns:pic="http://schemas.openxmlformats.org/drawingml/2006/picture">
+            <wp:extent cx="5040000" cy="2184660"/>
+            <wp:docPr id="5" name="Picture 5"/>
+            <wp:cNvGraphicFramePr>
+              <a:graphicFrameLocks noChangeAspect="1"/>
+            </wp:cNvGraphicFramePr>
+            <a:graphic>
+              <a:graphicData uri="http://schemas.openxmlformats.org/drawingml/2006/picture">
+                <pic:pic>
+                  <pic:nvPicPr>
+                    <pic:cNvPr id="0" name="f1_comparison.png"/>
+                    <pic:cNvPicPr/>
+                  </pic:nvPicPr>
+                  <pic:blipFill>
+                    <a:blip r:embed="rId14"/>
+                    <a:stretch>
+                      <a:fillRect/>
+                    </a:stretch>
+                  </pic:blipFill>
+                  <pic:spPr>
+                    <a:xfrm>
+                      <a:off x="0" y="0"/>
+                      <a:ext cx="5040000" cy="2184660"/>
+                    </a:xfrm>
+                    <a:prstGeom prst="rect"/>
+                  </pic:spPr>
+                </pic:pic>
+              </a:graphicData>
+            </a:graphic>
+          </wp:inline>
+        </w:drawing>
+      </w:r>
+    </w:p>
+    <w:p>
+      <w:pPr>
+        <w:spacing w:after="120" w:before="40"/>
+        <w:jc w:val="center"/>
+      </w:pPr>
+      <w:r>
+        <w:rPr>
+          <w:rFonts w:ascii="Times New Roman" w:hAnsi="Times New Roman"/>
+          <w:i/>
+          <w:sz w:val="22"/>
+        </w:rPr>
+        <w:t>Figure 5: F1-Score comparison across all detection methods.</w:t>
+      </w:r>
+    </w:p>
+    <w:p>
+      <w:pPr>
+        <w:spacing w:after="40"/>
+      </w:pPr>
+    </w:p>
+    <w:p>
+      <w:pPr>
+        <w:spacing w:after="40"/>
+      </w:pPr>
+    </w:p>
+    <w:p>
+      <w:pPr>
+        <w:spacing w:after="80" w:before="80"/>
+        <w:jc w:val="center"/>
+      </w:pPr>
+      <w:r>
+        <w:drawing>
+          <wp:inline xmlns:a="http://schemas.openxmlformats.org/drawingml/2006/main" xmlns:pic="http://schemas.openxmlformats.org/drawingml/2006/picture">
+            <wp:extent cx="5040000" cy="3115326"/>
+            <wp:docPr id="6" name="Picture 6"/>
+            <wp:cNvGraphicFramePr>
+              <a:graphicFrameLocks noChangeAspect="1"/>
+            </wp:cNvGraphicFramePr>
+            <a:graphic>
+              <a:graphicData uri="http://schemas.openxmlformats.org/drawingml/2006/picture">
+                <pic:pic>
+                  <pic:nvPicPr>
+                    <pic:cNvPr id="0" name="metric_comparison_grouped.png"/>
+                    <pic:cNvPicPr/>
+                  </pic:nvPicPr>
+                  <pic:blipFill>
+                    <a:blip r:embed="rId15"/>
+                    <a:stretch>
+                      <a:fillRect/>
+                    </a:stretch>
+                  </pic:blipFill>
+                  <pic:spPr>
+                    <a:xfrm>
+                      <a:off x="0" y="0"/>
+                      <a:ext cx="5040000" cy="3115326"/>
+                    </a:xfrm>
+                    <a:prstGeom prst="rect"/>
+                  </pic:spPr>
+                </pic:pic>
+              </a:graphicData>
+            </a:graphic>
+          </wp:inline>
+        </w:drawing>
+      </w:r>
+    </w:p>
+    <w:p>
+      <w:pPr>
+        <w:spacing w:after="120" w:before="40"/>
+        <w:jc w:val="center"/>
+      </w:pPr>
+      <w:r>
+        <w:rPr>
+          <w:rFonts w:ascii="Times New Roman" w:hAnsi="Times New Roman"/>
+          <w:i/>
+          <w:sz w:val="22"/>
+        </w:rPr>
+        <w:t>Figure 6: Grouped comparison of Accuracy, Precision, Recall, and F1 across all models.</w:t>
+      </w:r>
+    </w:p>
+    <w:p>
+      <w:pPr>
+        <w:spacing w:after="40"/>
+      </w:pPr>
+    </w:p>
+    <w:p>
+      <w:pPr>
+        <w:spacing w:after="40"/>
+      </w:pPr>
+    </w:p>
+    <w:p>
+      <w:pPr>
+        <w:spacing w:after="80" w:before="80"/>
+        <w:jc w:val="center"/>
+      </w:pPr>
+      <w:r>
+        <w:drawing>
+          <wp:inline xmlns:a="http://schemas.openxmlformats.org/drawingml/2006/main" xmlns:pic="http://schemas.openxmlformats.org/drawingml/2006/picture">
+            <wp:extent cx="5040000" cy="4421272"/>
+            <wp:docPr id="7" name="Picture 7"/>
+            <wp:cNvGraphicFramePr>
+              <a:graphicFrameLocks noChangeAspect="1"/>
+            </wp:cNvGraphicFramePr>
+            <a:graphic>
+              <a:graphicData uri="http://schemas.openxmlformats.org/drawingml/2006/picture">
+                <pic:pic>
+                  <pic:nvPicPr>
+                    <pic:cNvPr id="0" name="radar_comparison.png"/>
+                    <pic:cNvPicPr/>
+                  </pic:nvPicPr>
+                  <pic:blipFill>
+                    <a:blip r:embed="rId16"/>
+                    <a:stretch>
+                      <a:fillRect/>
+                    </a:stretch>
+                  </pic:blipFill>
+                  <pic:spPr>
+                    <a:xfrm>
+                      <a:off x="0" y="0"/>
+                      <a:ext cx="5040000" cy="4421272"/>
+                    </a:xfrm>
+                    <a:prstGeom prst="rect"/>
+                  </pic:spPr>
+                </pic:pic>
+              </a:graphicData>
+            </a:graphic>
+          </wp:inline>
+        </w:drawing>
+      </w:r>
+    </w:p>
+    <w:p>
+      <w:pPr>
+        <w:spacing w:after="120" w:before="40"/>
+        <w:jc w:val="center"/>
+      </w:pPr>
+      <w:r>
+        <w:rPr>
+          <w:rFonts w:ascii="Times New Roman" w:hAnsi="Times New Roman"/>
+          <w:i/>
+          <w:sz w:val="22"/>
+        </w:rPr>
+        <w:t>Figure 7: Radar chart comparing multi-metric performance across all detection methods.</w:t>
+      </w:r>
+    </w:p>
+    <w:p>
+      <w:pPr>
+        <w:spacing w:after="40"/>
+      </w:pPr>
+    </w:p>
+    <w:p>
+      <w:pPr>
         <w:spacing w:line="360" w:lineRule="auto" w:after="120"/>
       </w:pPr>
       <w:r>
@@ -5669,6 +6117,70 @@
     </w:p>
     <w:p>
       <w:pPr>
+        <w:spacing w:after="40"/>
+      </w:pPr>
+    </w:p>
+    <w:p>
+      <w:pPr>
+        <w:spacing w:after="80" w:before="80"/>
+        <w:jc w:val="center"/>
+      </w:pPr>
+      <w:r>
+        <w:drawing>
+          <wp:inline xmlns:a="http://schemas.openxmlformats.org/drawingml/2006/main" xmlns:pic="http://schemas.openxmlformats.org/drawingml/2006/picture">
+            <wp:extent cx="5040000" cy="3818511"/>
+            <wp:docPr id="8" name="Picture 8"/>
+            <wp:cNvGraphicFramePr>
+              <a:graphicFrameLocks noChangeAspect="1"/>
+            </wp:cNvGraphicFramePr>
+            <a:graphic>
+              <a:graphicData uri="http://schemas.openxmlformats.org/drawingml/2006/picture">
+                <pic:pic>
+                  <pic:nvPicPr>
+                    <pic:cNvPr id="0" name="attack_type_heatmap.png"/>
+                    <pic:cNvPicPr/>
+                  </pic:nvPicPr>
+                  <pic:blipFill>
+                    <a:blip r:embed="rId17"/>
+                    <a:stretch>
+                      <a:fillRect/>
+                    </a:stretch>
+                  </pic:blipFill>
+                  <pic:spPr>
+                    <a:xfrm>
+                      <a:off x="0" y="0"/>
+                      <a:ext cx="5040000" cy="3818511"/>
+                    </a:xfrm>
+                    <a:prstGeom prst="rect"/>
+                  </pic:spPr>
+                </pic:pic>
+              </a:graphicData>
+            </a:graphic>
+          </wp:inline>
+        </w:drawing>
+      </w:r>
+    </w:p>
+    <w:p>
+      <w:pPr>
+        <w:spacing w:after="120" w:before="40"/>
+        <w:jc w:val="center"/>
+      </w:pPr>
+      <w:r>
+        <w:rPr>
+          <w:rFonts w:ascii="Times New Roman" w:hAnsi="Times New Roman"/>
+          <w:i/>
+          <w:sz w:val="22"/>
+        </w:rPr>
+        <w:t>Figure 8: Heatmap of F1-score performance across individual attack types.</w:t>
+      </w:r>
+    </w:p>
+    <w:p>
+      <w:pPr>
+        <w:spacing w:after="40"/>
+      </w:pPr>
+    </w:p>
+    <w:p>
+      <w:pPr>
         <w:spacing w:after="80" w:before="160" w:line="360" w:lineRule="auto"/>
       </w:pPr>
       <w:r>
@@ -6233,6 +6745,70 @@
     </w:p>
     <w:p>
       <w:pPr>
+        <w:spacing w:after="40"/>
+      </w:pPr>
+    </w:p>
+    <w:p>
+      <w:pPr>
+        <w:spacing w:after="80" w:before="80"/>
+        <w:jc w:val="center"/>
+      </w:pPr>
+      <w:r>
+        <w:drawing>
+          <wp:inline xmlns:a="http://schemas.openxmlformats.org/drawingml/2006/main" xmlns:pic="http://schemas.openxmlformats.org/drawingml/2006/picture">
+            <wp:extent cx="5040000" cy="2997447"/>
+            <wp:docPr id="9" name="Picture 9"/>
+            <wp:cNvGraphicFramePr>
+              <a:graphicFrameLocks noChangeAspect="1"/>
+            </wp:cNvGraphicFramePr>
+            <a:graphic>
+              <a:graphicData uri="http://schemas.openxmlformats.org/drawingml/2006/picture">
+                <pic:pic>
+                  <pic:nvPicPr>
+                    <pic:cNvPr id="0" name="key_findings_summary.png"/>
+                    <pic:cNvPicPr/>
+                  </pic:nvPicPr>
+                  <pic:blipFill>
+                    <a:blip r:embed="rId18"/>
+                    <a:stretch>
+                      <a:fillRect/>
+                    </a:stretch>
+                  </pic:blipFill>
+                  <pic:spPr>
+                    <a:xfrm>
+                      <a:off x="0" y="0"/>
+                      <a:ext cx="5040000" cy="2997447"/>
+                    </a:xfrm>
+                    <a:prstGeom prst="rect"/>
+                  </pic:spPr>
+                </pic:pic>
+              </a:graphicData>
+            </a:graphic>
+          </wp:inline>
+        </w:drawing>
+      </w:r>
+    </w:p>
+    <w:p>
+      <w:pPr>
+        <w:spacing w:after="120" w:before="40"/>
+        <w:jc w:val="center"/>
+      </w:pPr>
+      <w:r>
+        <w:rPr>
+          <w:rFonts w:ascii="Times New Roman" w:hAnsi="Times New Roman"/>
+          <w:i/>
+          <w:sz w:val="22"/>
+        </w:rPr>
+        <w:t>Figure 9: Summary of key research findings highlighting the 100% vs 0% zero-day detection gap.</w:t>
+      </w:r>
+    </w:p>
+    <w:p>
+      <w:pPr>
+        <w:spacing w:after="40"/>
+      </w:pPr>
+    </w:p>
+    <w:p>
+      <w:pPr>
         <w:spacing w:after="80" w:before="160" w:line="360" w:lineRule="auto"/>
       </w:pPr>
       <w:r>

--- a/paper/ghost_in_the_machine.docx
+++ b/paper/ghost_in_the_machine.docx
@@ -138,7 +138,7 @@
                 <w:i w:val="0"/>
                 <w:sz w:val="20"/>
               </w:rPr>
-              <w:t>_________________________</w:t>
+              <w:t>Samuel Joseph</w:t>
             </w:r>
           </w:p>
         </w:tc>
@@ -158,7 +158,7 @@
                 <w:i w:val="0"/>
                 <w:sz w:val="20"/>
               </w:rPr>
-              <w:t>_________________________</w:t>
+              <w:t>(samuel.joseph2k05@gmail.com)</w:t>
             </w:r>
           </w:p>
         </w:tc>
@@ -180,7 +180,7 @@
                 <w:i w:val="0"/>
                 <w:sz w:val="20"/>
               </w:rPr>
-              <w:t>_________________________</w:t>
+              <w:t>Christ(Deemed to be)University</w:t>
             </w:r>
           </w:p>
         </w:tc>
@@ -200,91 +200,7 @@
                 <w:i w:val="0"/>
                 <w:sz w:val="20"/>
               </w:rPr>
-              <w:t>_________________________</w:t>
-            </w:r>
-          </w:p>
-        </w:tc>
-      </w:tr>
-      <w:tr>
-        <w:tc>
-          <w:tcPr>
-            <w:tcW w:type="dxa" w:w="4680"/>
-          </w:tcPr>
-          <w:p>
-            <w:pPr>
-              <w:spacing w:after="40" w:before="40" w:line="240" w:lineRule="auto"/>
-            </w:pPr>
-            <w:r/>
-            <w:r>
-              <w:rPr>
-                <w:rFonts w:ascii="Times New Roman" w:hAnsi="Times New Roman"/>
-                <w:b w:val="0"/>
-                <w:i w:val="0"/>
-                <w:sz w:val="20"/>
-              </w:rPr>
-              <w:t>_________________________</w:t>
-            </w:r>
-          </w:p>
-        </w:tc>
-        <w:tc>
-          <w:tcPr>
-            <w:tcW w:type="dxa" w:w="4680"/>
-          </w:tcPr>
-          <w:p>
-            <w:pPr>
-              <w:spacing w:after="40" w:before="40" w:line="240" w:lineRule="auto"/>
-            </w:pPr>
-            <w:r/>
-            <w:r>
-              <w:rPr>
-                <w:rFonts w:ascii="Times New Roman" w:hAnsi="Times New Roman"/>
-                <w:b w:val="0"/>
-                <w:i w:val="0"/>
-                <w:sz w:val="20"/>
-              </w:rPr>
-              <w:t>_________________________</w:t>
-            </w:r>
-          </w:p>
-        </w:tc>
-      </w:tr>
-      <w:tr>
-        <w:tc>
-          <w:tcPr>
-            <w:tcW w:type="dxa" w:w="4680"/>
-          </w:tcPr>
-          <w:p>
-            <w:pPr>
-              <w:spacing w:after="40" w:before="40" w:line="240" w:lineRule="auto"/>
-            </w:pPr>
-            <w:r/>
-            <w:r>
-              <w:rPr>
-                <w:rFonts w:ascii="Times New Roman" w:hAnsi="Times New Roman"/>
-                <w:b w:val="0"/>
-                <w:i w:val="0"/>
-                <w:sz w:val="20"/>
-              </w:rPr>
-              <w:t>_________________________</w:t>
-            </w:r>
-          </w:p>
-        </w:tc>
-        <w:tc>
-          <w:tcPr>
-            <w:tcW w:type="dxa" w:w="4680"/>
-          </w:tcPr>
-          <w:p>
-            <w:pPr>
-              <w:spacing w:after="40" w:before="40" w:line="240" w:lineRule="auto"/>
-            </w:pPr>
-            <w:r/>
-            <w:r>
-              <w:rPr>
-                <w:rFonts w:ascii="Times New Roman" w:hAnsi="Times New Roman"/>
-                <w:b w:val="0"/>
-                <w:i w:val="0"/>
-                <w:sz w:val="20"/>
-              </w:rPr>
-              <w:t>_________________________</w:t>
+              <w:t>Bengaluru, India</w:t>
             </w:r>
           </w:p>
         </w:tc>
@@ -320,7 +236,7 @@
           <w:i w:val="0"/>
           <w:sz w:val="24"/>
         </w:rPr>
-        <w:t>Artificial Intelligence / Cybersecurity / Natural Language Processing</w:t>
+        <w:t>Artificial Intelligence / Data Science / Cybersecurity / Natural Language Processing</w:t>
       </w:r>
     </w:p>
     <w:p>
@@ -1766,198 +1682,6 @@
     </w:p>
     <w:p>
       <w:pPr>
-        <w:spacing w:after="40"/>
-      </w:pPr>
-    </w:p>
-    <w:p>
-      <w:pPr>
-        <w:spacing w:after="80" w:before="80"/>
-        <w:jc w:val="center"/>
-      </w:pPr>
-      <w:r>
-        <w:drawing>
-          <wp:inline xmlns:a="http://schemas.openxmlformats.org/drawingml/2006/main" xmlns:pic="http://schemas.openxmlformats.org/drawingml/2006/picture">
-            <wp:extent cx="5040000" cy="2486831"/>
-            <wp:docPr id="2" name="Picture 2"/>
-            <wp:cNvGraphicFramePr>
-              <a:graphicFrameLocks noChangeAspect="1"/>
-            </wp:cNvGraphicFramePr>
-            <a:graphic>
-              <a:graphicData uri="http://schemas.openxmlformats.org/drawingml/2006/picture">
-                <pic:pic>
-                  <pic:nvPicPr>
-                    <pic:cNvPr id="0" name="attack_category_distribution.png"/>
-                    <pic:cNvPicPr/>
-                  </pic:nvPicPr>
-                  <pic:blipFill>
-                    <a:blip r:embed="rId11"/>
-                    <a:stretch>
-                      <a:fillRect/>
-                    </a:stretch>
-                  </pic:blipFill>
-                  <pic:spPr>
-                    <a:xfrm>
-                      <a:off x="0" y="0"/>
-                      <a:ext cx="5040000" cy="2486831"/>
-                    </a:xfrm>
-                    <a:prstGeom prst="rect"/>
-                  </pic:spPr>
-                </pic:pic>
-              </a:graphicData>
-            </a:graphic>
-          </wp:inline>
-        </w:drawing>
-      </w:r>
-    </w:p>
-    <w:p>
-      <w:pPr>
-        <w:spacing w:after="120" w:before="40"/>
-        <w:jc w:val="center"/>
-      </w:pPr>
-      <w:r>
-        <w:rPr>
-          <w:rFonts w:ascii="Times New Roman" w:hAnsi="Times New Roman"/>
-          <w:i/>
-          <w:sz w:val="22"/>
-        </w:rPr>
-        <w:t>Figure 2: Distribution of samples across 21+ attack categories.</w:t>
-      </w:r>
-    </w:p>
-    <w:p>
-      <w:pPr>
-        <w:spacing w:after="40"/>
-      </w:pPr>
-    </w:p>
-    <w:p>
-      <w:pPr>
-        <w:spacing w:after="40"/>
-      </w:pPr>
-    </w:p>
-    <w:p>
-      <w:pPr>
-        <w:spacing w:after="80" w:before="80"/>
-        <w:jc w:val="center"/>
-      </w:pPr>
-      <w:r>
-        <w:drawing>
-          <wp:inline xmlns:a="http://schemas.openxmlformats.org/drawingml/2006/main" xmlns:pic="http://schemas.openxmlformats.org/drawingml/2006/picture">
-            <wp:extent cx="5040000" cy="4230932"/>
-            <wp:docPr id="3" name="Picture 3"/>
-            <wp:cNvGraphicFramePr>
-              <a:graphicFrameLocks noChangeAspect="1"/>
-            </wp:cNvGraphicFramePr>
-            <a:graphic>
-              <a:graphicData uri="http://schemas.openxmlformats.org/drawingml/2006/picture">
-                <pic:pic>
-                  <pic:nvPicPr>
-                    <pic:cNvPr id="0" name="source_distribution.png"/>
-                    <pic:cNvPicPr/>
-                  </pic:nvPicPr>
-                  <pic:blipFill>
-                    <a:blip r:embed="rId12"/>
-                    <a:stretch>
-                      <a:fillRect/>
-                    </a:stretch>
-                  </pic:blipFill>
-                  <pic:spPr>
-                    <a:xfrm>
-                      <a:off x="0" y="0"/>
-                      <a:ext cx="5040000" cy="4230932"/>
-                    </a:xfrm>
-                    <a:prstGeom prst="rect"/>
-                  </pic:spPr>
-                </pic:pic>
-              </a:graphicData>
-            </a:graphic>
-          </wp:inline>
-        </w:drawing>
-      </w:r>
-    </w:p>
-    <w:p>
-      <w:pPr>
-        <w:spacing w:after="120" w:before="40"/>
-        <w:jc w:val="center"/>
-      </w:pPr>
-      <w:r>
-        <w:rPr>
-          <w:rFonts w:ascii="Times New Roman" w:hAnsi="Times New Roman"/>
-          <w:i/>
-          <w:sz w:val="22"/>
-        </w:rPr>
-        <w:t>Figure 3: Sample distribution across the four dataset sources.</w:t>
-      </w:r>
-    </w:p>
-    <w:p>
-      <w:pPr>
-        <w:spacing w:after="40"/>
-      </w:pPr>
-    </w:p>
-    <w:p>
-      <w:pPr>
-        <w:spacing w:after="40"/>
-      </w:pPr>
-    </w:p>
-    <w:p>
-      <w:pPr>
-        <w:spacing w:after="80" w:before="80"/>
-        <w:jc w:val="center"/>
-      </w:pPr>
-      <w:r>
-        <w:drawing>
-          <wp:inline xmlns:a="http://schemas.openxmlformats.org/drawingml/2006/main" xmlns:pic="http://schemas.openxmlformats.org/drawingml/2006/picture">
-            <wp:extent cx="5040000" cy="1966760"/>
-            <wp:docPr id="4" name="Picture 4"/>
-            <wp:cNvGraphicFramePr>
-              <a:graphicFrameLocks noChangeAspect="1"/>
-            </wp:cNvGraphicFramePr>
-            <a:graphic>
-              <a:graphicData uri="http://schemas.openxmlformats.org/drawingml/2006/picture">
-                <pic:pic>
-                  <pic:nvPicPr>
-                    <pic:cNvPr id="0" name="text_length_distribution.png"/>
-                    <pic:cNvPicPr/>
-                  </pic:nvPicPr>
-                  <pic:blipFill>
-                    <a:blip r:embed="rId13"/>
-                    <a:stretch>
-                      <a:fillRect/>
-                    </a:stretch>
-                  </pic:blipFill>
-                  <pic:spPr>
-                    <a:xfrm>
-                      <a:off x="0" y="0"/>
-                      <a:ext cx="5040000" cy="1966760"/>
-                    </a:xfrm>
-                    <a:prstGeom prst="rect"/>
-                  </pic:spPr>
-                </pic:pic>
-              </a:graphicData>
-            </a:graphic>
-          </wp:inline>
-        </w:drawing>
-      </w:r>
-    </w:p>
-    <w:p>
-      <w:pPr>
-        <w:spacing w:after="120" w:before="40"/>
-        <w:jc w:val="center"/>
-      </w:pPr>
-      <w:r>
-        <w:rPr>
-          <w:rFonts w:ascii="Times New Roman" w:hAnsi="Times New Roman"/>
-          <w:i/>
-          <w:sz w:val="22"/>
-        </w:rPr>
-        <w:t>Figure 4: Text length distribution for malicious vs benign samples.</w:t>
-      </w:r>
-    </w:p>
-    <w:p>
-      <w:pPr>
-        <w:spacing w:after="40"/>
-      </w:pPr>
-    </w:p>
-    <w:p>
-      <w:pPr>
         <w:spacing w:line="360" w:lineRule="auto" w:after="120"/>
       </w:pPr>
       <w:r>
@@ -2026,6 +1750,70 @@
     </w:p>
     <w:p>
       <w:pPr>
+        <w:spacing w:after="40"/>
+      </w:pPr>
+    </w:p>
+    <w:p>
+      <w:pPr>
+        <w:spacing w:after="80" w:before="80"/>
+        <w:jc w:val="center"/>
+      </w:pPr>
+      <w:r>
+        <w:drawing>
+          <wp:inline xmlns:a="http://schemas.openxmlformats.org/drawingml/2006/main" xmlns:pic="http://schemas.openxmlformats.org/drawingml/2006/picture">
+            <wp:extent cx="5040000" cy="1966760"/>
+            <wp:docPr id="2" name="Picture 2"/>
+            <wp:cNvGraphicFramePr>
+              <a:graphicFrameLocks noChangeAspect="1"/>
+            </wp:cNvGraphicFramePr>
+            <a:graphic>
+              <a:graphicData uri="http://schemas.openxmlformats.org/drawingml/2006/picture">
+                <pic:pic>
+                  <pic:nvPicPr>
+                    <pic:cNvPr id="0" name="text_length_distribution.png"/>
+                    <pic:cNvPicPr/>
+                  </pic:nvPicPr>
+                  <pic:blipFill>
+                    <a:blip r:embed="rId11"/>
+                    <a:stretch>
+                      <a:fillRect/>
+                    </a:stretch>
+                  </pic:blipFill>
+                  <pic:spPr>
+                    <a:xfrm>
+                      <a:off x="0" y="0"/>
+                      <a:ext cx="5040000" cy="1966760"/>
+                    </a:xfrm>
+                    <a:prstGeom prst="rect"/>
+                  </pic:spPr>
+                </pic:pic>
+              </a:graphicData>
+            </a:graphic>
+          </wp:inline>
+        </w:drawing>
+      </w:r>
+    </w:p>
+    <w:p>
+      <w:pPr>
+        <w:spacing w:after="120" w:before="40"/>
+        <w:jc w:val="center"/>
+      </w:pPr>
+      <w:r>
+        <w:rPr>
+          <w:rFonts w:ascii="Times New Roman" w:hAnsi="Times New Roman"/>
+          <w:i/>
+          <w:sz w:val="22"/>
+        </w:rPr>
+        <w:t>Figure 4: Text length distribution for malicious vs benign samples.</w:t>
+      </w:r>
+    </w:p>
+    <w:p>
+      <w:pPr>
+        <w:spacing w:after="40"/>
+      </w:pPr>
+    </w:p>
+    <w:p>
+      <w:pPr>
         <w:spacing w:line="360" w:lineRule="auto" w:after="120"/>
       </w:pPr>
       <w:r>
@@ -2046,6 +1834,148 @@
         </w:rPr>
         <w:t>: none, unicode, rot13, reversed, hex, base64, zero_width, leetspeak, homoglyph, caesar, ascii_art, invisible_text, steganographic, encoded_benign, direct_injection, context_manipulation, document_poisoning, metadata_injection, instruction_override, and data_exfiltration.</w:t>
       </w:r>
+    </w:p>
+    <w:p>
+      <w:pPr>
+        <w:spacing w:after="40"/>
+      </w:pPr>
+    </w:p>
+    <w:p>
+      <w:pPr>
+        <w:spacing w:after="80" w:before="80"/>
+        <w:jc w:val="center"/>
+      </w:pPr>
+      <w:r>
+        <w:drawing>
+          <wp:inline xmlns:a="http://schemas.openxmlformats.org/drawingml/2006/main" xmlns:pic="http://schemas.openxmlformats.org/drawingml/2006/picture">
+            <wp:extent cx="5040000" cy="2486831"/>
+            <wp:docPr id="3" name="Picture 3"/>
+            <wp:cNvGraphicFramePr>
+              <a:graphicFrameLocks noChangeAspect="1"/>
+            </wp:cNvGraphicFramePr>
+            <a:graphic>
+              <a:graphicData uri="http://schemas.openxmlformats.org/drawingml/2006/picture">
+                <pic:pic>
+                  <pic:nvPicPr>
+                    <pic:cNvPr id="0" name="attack_category_distribution.png"/>
+                    <pic:cNvPicPr/>
+                  </pic:nvPicPr>
+                  <pic:blipFill>
+                    <a:blip r:embed="rId12"/>
+                    <a:stretch>
+                      <a:fillRect/>
+                    </a:stretch>
+                  </pic:blipFill>
+                  <pic:spPr>
+                    <a:xfrm>
+                      <a:off x="0" y="0"/>
+                      <a:ext cx="5040000" cy="2486831"/>
+                    </a:xfrm>
+                    <a:prstGeom prst="rect"/>
+                  </pic:spPr>
+                </pic:pic>
+              </a:graphicData>
+            </a:graphic>
+          </wp:inline>
+        </w:drawing>
+      </w:r>
+    </w:p>
+    <w:p>
+      <w:pPr>
+        <w:spacing w:after="120" w:before="40"/>
+        <w:jc w:val="center"/>
+      </w:pPr>
+      <w:r>
+        <w:rPr>
+          <w:rFonts w:ascii="Times New Roman" w:hAnsi="Times New Roman"/>
+          <w:i/>
+          <w:sz w:val="22"/>
+        </w:rPr>
+        <w:t>Figure 2: Distribution of samples across 21+ attack categories.</w:t>
+      </w:r>
+    </w:p>
+    <w:p>
+      <w:pPr>
+        <w:spacing w:after="40"/>
+      </w:pPr>
+    </w:p>
+    <w:p>
+      <w:pPr>
+        <w:spacing w:line="360" w:lineRule="auto" w:after="120"/>
+      </w:pPr>
+      <w:r>
+        <w:rPr>
+          <w:rFonts w:ascii="Times New Roman" w:hAnsi="Times New Roman"/>
+          <w:b w:val="0"/>
+          <w:i w:val="0"/>
+          <w:sz w:val="24"/>
+        </w:rPr>
+        <w:t>The four dataset sources each target a distinct attack family, ensuring comprehensive coverage of the prompt injection threat landscape. Dataset 1 provides straightforward injection baselines, Dataset 2 covers ten encoding-based obfuscation schemes, Dataset 3 addresses multi-modal attack vectors, and Dataset 4 focuses on the emerging threat of RAG document poisoning.</w:t>
+      </w:r>
+    </w:p>
+    <w:p>
+      <w:pPr>
+        <w:spacing w:after="40"/>
+      </w:pPr>
+    </w:p>
+    <w:p>
+      <w:pPr>
+        <w:spacing w:after="80" w:before="80"/>
+        <w:jc w:val="center"/>
+      </w:pPr>
+      <w:r>
+        <w:drawing>
+          <wp:inline xmlns:a="http://schemas.openxmlformats.org/drawingml/2006/main" xmlns:pic="http://schemas.openxmlformats.org/drawingml/2006/picture">
+            <wp:extent cx="5040000" cy="4230932"/>
+            <wp:docPr id="4" name="Picture 4"/>
+            <wp:cNvGraphicFramePr>
+              <a:graphicFrameLocks noChangeAspect="1"/>
+            </wp:cNvGraphicFramePr>
+            <a:graphic>
+              <a:graphicData uri="http://schemas.openxmlformats.org/drawingml/2006/picture">
+                <pic:pic>
+                  <pic:nvPicPr>
+                    <pic:cNvPr id="0" name="source_distribution.png"/>
+                    <pic:cNvPicPr/>
+                  </pic:nvPicPr>
+                  <pic:blipFill>
+                    <a:blip r:embed="rId13"/>
+                    <a:stretch>
+                      <a:fillRect/>
+                    </a:stretch>
+                  </pic:blipFill>
+                  <pic:spPr>
+                    <a:xfrm>
+                      <a:off x="0" y="0"/>
+                      <a:ext cx="5040000" cy="4230932"/>
+                    </a:xfrm>
+                    <a:prstGeom prst="rect"/>
+                  </pic:spPr>
+                </pic:pic>
+              </a:graphicData>
+            </a:graphic>
+          </wp:inline>
+        </w:drawing>
+      </w:r>
+    </w:p>
+    <w:p>
+      <w:pPr>
+        <w:spacing w:after="120" w:before="40"/>
+        <w:jc w:val="center"/>
+      </w:pPr>
+      <w:r>
+        <w:rPr>
+          <w:rFonts w:ascii="Times New Roman" w:hAnsi="Times New Roman"/>
+          <w:i/>
+          <w:sz w:val="22"/>
+        </w:rPr>
+        <w:t>Figure 3: Sample distribution across the four dataset sources.</w:t>
+      </w:r>
+    </w:p>
+    <w:p>
+      <w:pPr>
+        <w:spacing w:after="40"/>
+      </w:pPr>
     </w:p>
     <w:p>
       <w:pPr>
@@ -4729,6 +4659,20 @@
     </w:p>
     <w:p>
       <w:pPr>
+        <w:spacing w:line="360" w:lineRule="auto" w:after="120"/>
+      </w:pPr>
+      <w:r>
+        <w:rPr>
+          <w:rFonts w:ascii="Times New Roman" w:hAnsi="Times New Roman"/>
+          <w:b w:val="0"/>
+          <w:i w:val="0"/>
+          <w:sz w:val="24"/>
+        </w:rPr>
+        <w:t>The BERT classifier achieves near-perfect performance on the standard test set, with perfect recall (100%) ensuring that no malicious prompt goes undetected. The 93.9% precision indicates a low false positive rate, with only a small fraction of benign inputs being incorrectly flagged. The 0.999 AUC confirms excellent discrimination across all classification thresholds.</w:t>
+      </w:r>
+    </w:p>
+    <w:p>
+      <w:pPr>
         <w:spacing w:after="40"/>
       </w:pPr>
     </w:p>
@@ -4790,84 +4734,6 @@
       <w:pPr>
         <w:spacing w:after="40"/>
       </w:pPr>
-    </w:p>
-    <w:p>
-      <w:pPr>
-        <w:spacing w:after="40"/>
-      </w:pPr>
-    </w:p>
-    <w:p>
-      <w:pPr>
-        <w:spacing w:after="80" w:before="80"/>
-        <w:jc w:val="center"/>
-      </w:pPr>
-      <w:r>
-        <w:drawing>
-          <wp:inline xmlns:a="http://schemas.openxmlformats.org/drawingml/2006/main" xmlns:pic="http://schemas.openxmlformats.org/drawingml/2006/picture">
-            <wp:extent cx="5040000" cy="4421272"/>
-            <wp:docPr id="7" name="Picture 7"/>
-            <wp:cNvGraphicFramePr>
-              <a:graphicFrameLocks noChangeAspect="1"/>
-            </wp:cNvGraphicFramePr>
-            <a:graphic>
-              <a:graphicData uri="http://schemas.openxmlformats.org/drawingml/2006/picture">
-                <pic:pic>
-                  <pic:nvPicPr>
-                    <pic:cNvPr id="0" name="radar_comparison.png"/>
-                    <pic:cNvPicPr/>
-                  </pic:nvPicPr>
-                  <pic:blipFill>
-                    <a:blip r:embed="rId16"/>
-                    <a:stretch>
-                      <a:fillRect/>
-                    </a:stretch>
-                  </pic:blipFill>
-                  <pic:spPr>
-                    <a:xfrm>
-                      <a:off x="0" y="0"/>
-                      <a:ext cx="5040000" cy="4421272"/>
-                    </a:xfrm>
-                    <a:prstGeom prst="rect"/>
-                  </pic:spPr>
-                </pic:pic>
-              </a:graphicData>
-            </a:graphic>
-          </wp:inline>
-        </w:drawing>
-      </w:r>
-    </w:p>
-    <w:p>
-      <w:pPr>
-        <w:spacing w:after="120" w:before="40"/>
-        <w:jc w:val="center"/>
-      </w:pPr>
-      <w:r>
-        <w:rPr>
-          <w:rFonts w:ascii="Times New Roman" w:hAnsi="Times New Roman"/>
-          <w:i/>
-          <w:sz w:val="22"/>
-        </w:rPr>
-        <w:t>Figure 7: Radar chart comparing multi-metric performance across all detection methods.</w:t>
-      </w:r>
-    </w:p>
-    <w:p>
-      <w:pPr>
-        <w:spacing w:after="40"/>
-      </w:pPr>
-    </w:p>
-    <w:p>
-      <w:pPr>
-        <w:spacing w:line="360" w:lineRule="auto" w:after="120"/>
-      </w:pPr>
-      <w:r>
-        <w:rPr>
-          <w:rFonts w:ascii="Times New Roman" w:hAnsi="Times New Roman"/>
-          <w:b w:val="0"/>
-          <w:i w:val="0"/>
-          <w:sz w:val="24"/>
-        </w:rPr>
-        <w:t>The BERT classifier achieves near-perfect performance on the standard test set, with perfect recall (100%) ensuring that no malicious prompt goes undetected. The 93.9% precision indicates a low false positive rate, with only a small fraction of benign inputs being incorrectly flagged. The 0.999 AUC confirms excellent discrimination across all classification thresholds.</w:t>
-      </w:r>
     </w:p>
     <w:p>
       <w:pPr>
@@ -5428,6 +5294,70 @@
         </w:rPr>
         <w:t>The BERT model's ability to achieve perfect detection on these unseen categories demonstrates that its internal representations capture semantic intent rather than surface-level patterns. The model has learned, from its exposure to other encoding types during training (Base64, hex, leetspeak, ROT13), a general concept of "obfuscated malicious text" that transfers to encoding schemes it has never encountered.</w:t>
       </w:r>
+    </w:p>
+    <w:p>
+      <w:pPr>
+        <w:spacing w:after="40"/>
+      </w:pPr>
+    </w:p>
+    <w:p>
+      <w:pPr>
+        <w:spacing w:after="80" w:before="80"/>
+        <w:jc w:val="center"/>
+      </w:pPr>
+      <w:r>
+        <w:drawing>
+          <wp:inline xmlns:a="http://schemas.openxmlformats.org/drawingml/2006/main" xmlns:pic="http://schemas.openxmlformats.org/drawingml/2006/picture">
+            <wp:extent cx="5040000" cy="4421272"/>
+            <wp:docPr id="7" name="Picture 7"/>
+            <wp:cNvGraphicFramePr>
+              <a:graphicFrameLocks noChangeAspect="1"/>
+            </wp:cNvGraphicFramePr>
+            <a:graphic>
+              <a:graphicData uri="http://schemas.openxmlformats.org/drawingml/2006/picture">
+                <pic:pic>
+                  <pic:nvPicPr>
+                    <pic:cNvPr id="0" name="radar_comparison.png"/>
+                    <pic:cNvPicPr/>
+                  </pic:nvPicPr>
+                  <pic:blipFill>
+                    <a:blip r:embed="rId16"/>
+                    <a:stretch>
+                      <a:fillRect/>
+                    </a:stretch>
+                  </pic:blipFill>
+                  <pic:spPr>
+                    <a:xfrm>
+                      <a:off x="0" y="0"/>
+                      <a:ext cx="5040000" cy="4421272"/>
+                    </a:xfrm>
+                    <a:prstGeom prst="rect"/>
+                  </pic:spPr>
+                </pic:pic>
+              </a:graphicData>
+            </a:graphic>
+          </wp:inline>
+        </w:drawing>
+      </w:r>
+    </w:p>
+    <w:p>
+      <w:pPr>
+        <w:spacing w:after="120" w:before="40"/>
+        <w:jc w:val="center"/>
+      </w:pPr>
+      <w:r>
+        <w:rPr>
+          <w:rFonts w:ascii="Times New Roman" w:hAnsi="Times New Roman"/>
+          <w:i/>
+          <w:sz w:val="22"/>
+        </w:rPr>
+        <w:t>Figure 7: Radar chart comparing multi-metric performance across all detection methods.</w:t>
+      </w:r>
+    </w:p>
+    <w:p>
+      <w:pPr>
+        <w:spacing w:after="40"/>
+      </w:pPr>
     </w:p>
     <w:p>
       <w:pPr>
